--- a/entregables/highlights.docx
+++ b/entregables/highlights.docx
@@ -44,7 +44,7 @@
         </w:numPr>
       </w:pPr>
       <w:r>
-        <w:t xml:space="preserve">M3 beats full Canadian FWI and INPE under the same retrospective D2 test.</w:t>
+        <w:t xml:space="preserve">M3 outperforms full Canadian FWI and INPE under the same retrospective D2 test.</w:t>
       </w:r>
     </w:p>
     <w:p>

--- a/entregables/highlights.docx
+++ b/entregables/highlights.docx
@@ -8,6 +8,10 @@
         <w:pStyle w:val="Heading1"/>
       </w:pPr>
       <w:r>
+        <w:rPr>
+          <w:rFonts w:ascii="Times New Roman" w:hAnsi="Times New Roman" w:cs="Times New Roman" w:eastAsia="Times New Roman"/>
+          <w:sz w:val="28"/>
+        </w:rPr>
         <w:t xml:space="preserve">Highlights</w:t>
       </w:r>
     </w:p>
@@ -18,8 +22,13 @@
           <w:ilvl w:val="0"/>
           <w:numId w:val="1001"/>
         </w:numPr>
+        <w:spacing w:line="480" w:lineRule="auto"/>
       </w:pPr>
       <w:r>
+        <w:rPr>
+          <w:rFonts w:ascii="Times New Roman" w:hAnsi="Times New Roman" w:cs="Times New Roman" w:eastAsia="Times New Roman"/>
+          <w:sz w:val="20"/>
+        </w:rPr>
         <w:t xml:space="preserve">D2 formally separates primary ignition from tactical fire spread.</w:t>
       </w:r>
     </w:p>
@@ -30,8 +39,13 @@
           <w:ilvl w:val="0"/>
           <w:numId w:val="1001"/>
         </w:numPr>
+        <w:spacing w:line="480" w:lineRule="auto"/>
       </w:pPr>
       <w:r>
+        <w:rPr>
+          <w:rFonts w:ascii="Times New Roman" w:hAnsi="Times New Roman" w:cs="Times New Roman" w:eastAsia="Times New Roman"/>
+          <w:sz w:val="20"/>
+        </w:rPr>
         <w:t xml:space="preserve">Gated M3/M2 inference links calibration, spatial blocks and cost-loss.</w:t>
       </w:r>
     </w:p>
@@ -42,8 +56,13 @@
           <w:ilvl w:val="0"/>
           <w:numId w:val="1001"/>
         </w:numPr>
+        <w:spacing w:line="480" w:lineRule="auto"/>
       </w:pPr>
       <w:r>
+        <w:rPr>
+          <w:rFonts w:ascii="Times New Roman" w:hAnsi="Times New Roman" w:cs="Times New Roman" w:eastAsia="Times New Roman"/>
+          <w:sz w:val="20"/>
+        </w:rPr>
         <w:t xml:space="preserve">M3 outperforms full Canadian FWI and INPE under the same retrospective D2 test.</w:t>
       </w:r>
     </w:p>
@@ -54,8 +73,13 @@
           <w:ilvl w:val="0"/>
           <w:numId w:val="1001"/>
         </w:numPr>
+        <w:spacing w:line="480" w:lineRule="auto"/>
       </w:pPr>
       <w:r>
+        <w:rPr>
+          <w:rFonts w:ascii="Times New Roman" w:hAnsi="Times New Roman" w:cs="Times New Roman" w:eastAsia="Times New Roman"/>
+          <w:sz w:val="20"/>
+        </w:rPr>
         <w:t xml:space="preserve">Spatial block holdout shows where the hybrid model does not transfer.</w:t>
       </w:r>
     </w:p>
@@ -66,16 +90,24 @@
           <w:ilvl w:val="0"/>
           <w:numId w:val="1001"/>
         </w:numPr>
+        <w:spacing w:line="480" w:lineRule="auto"/>
       </w:pPr>
       <w:r>
+        <w:rPr>
+          <w:rFonts w:ascii="Times New Roman" w:hAnsi="Times New Roman" w:cs="Times New Roman" w:eastAsia="Times New Roman"/>
+          <w:sz w:val="20"/>
+        </w:rPr>
         <w:t xml:space="preserve">National inference runs in 3.47 s and 2.21 GB peak RAM on ARM64.</w:t>
       </w:r>
     </w:p>
     <w:bookmarkEnd w:id="9"/>
     <w:sectPr>
+      <w:footerReference w:type="default" r:id="rId9"/>
       <w:footnotePr>
         <w:numRestart w:val="eachSect"/>
       </w:footnotePr>
+      <w:pgSz w:w="12240" w:h="15840"/>
+      <w:pgMar w:left="1440" w:right="1440" w:top="1440" w:bottom="1440"/>
     </w:sectPr>
   </w:body>
 </w:document>
@@ -83,6 +115,24 @@
 
 <file path=word/comments.xml><?xml version="1.0" encoding="utf-8"?>
 <w:comments xmlns:w="http://schemas.openxmlformats.org/wordprocessingml/2006/main" xmlns:m="http://schemas.openxmlformats.org/officeDocument/2006/math" xmlns:r="http://schemas.openxmlformats.org/officeDocument/2006/relationships" xmlns:o="urn:schemas-microsoft-com:office:office" xmlns:v="urn:schemas-microsoft-com:vml" xmlns:w10="urn:schemas-microsoft-com:office:word" xmlns:a="http://schemas.openxmlformats.org/drawingml/2006/main" xmlns:pic="http://schemas.openxmlformats.org/drawingml/2006/picture" xmlns:wp="http://schemas.openxmlformats.org/drawingml/2006/wordprocessingDrawing"/>
+</file>
+
+<file path=word/footer1.xml><?xml version="1.0" encoding="utf-8"?>
+<w:ftr xmlns:m="http://schemas.openxmlformats.org/officeDocument/2006/math" xmlns:mc="http://schemas.openxmlformats.org/markup-compatibility/2006" xmlns:mo="http://schemas.microsoft.com/office/mac/office/2008/main" xmlns:mv="urn:schemas-microsoft-com:mac:vml" xmlns:o="urn:schemas-microsoft-com:office:office" xmlns:r="http://schemas.openxmlformats.org/officeDocument/2006/relationships" xmlns:v="urn:schemas-microsoft-com:vml" xmlns:w10="urn:schemas-microsoft-com:office:word" xmlns:w14="http://schemas.microsoft.com/office/word/2010/wordml" xmlns:w="http://schemas.openxmlformats.org/wordprocessingml/2006/main" xmlns:wne="http://schemas.microsoft.com/office/word/2006/wordml" xmlns:wp14="http://schemas.microsoft.com/office/word/2010/wordprocessingDrawing" xmlns:wp="http://schemas.openxmlformats.org/drawingml/2006/wordprocessingDrawing" xmlns:wpc="http://schemas.microsoft.com/office/word/2010/wordprocessingCanvas" xmlns:wpg="http://schemas.microsoft.com/office/word/2010/wordprocessingGroup" xmlns:wpi="http://schemas.microsoft.com/office/word/2010/wordprocessingInk" xmlns:wps="http://schemas.microsoft.com/office/word/2010/wordprocessingShape" mc:Ignorable="w14 wp14">
+  <w:p>
+    <w:pPr>
+      <w:pStyle w:val="Footer"/>
+      <w:jc w:val="center"/>
+    </w:pPr>
+    <w:r>
+      <w:rPr>
+        <w:rFonts w:ascii="Times New Roman" w:hAnsi="Times New Roman" w:cs="Times New Roman" w:eastAsia="Times New Roman"/>
+        <w:sz w:val="20"/>
+      </w:rPr>
+      <w:t>Sánchez Insfrán: Preprint submitted to Elsevier</w:t>
+    </w:r>
+  </w:p>
+</w:ftr>
 </file>
 
 <file path=word/footnotes.xml><?xml version="1.0" encoding="utf-8"?>
@@ -315,6 +365,13 @@
   <w:style w:default="1" w:styleId="Normal" w:type="paragraph">
     <w:name w:val="Normal"/>
     <w:qFormat/>
+    <w:pPr>
+      <w:spacing w:line="480" w:lineRule="auto"/>
+    </w:pPr>
+    <w:rPr>
+      <w:rFonts w:ascii="Times New Roman" w:hAnsi="Times New Roman"/>
+      <w:sz w:val="20"/>
+    </w:rPr>
   </w:style>
   <w:style w:styleId="BodyText" w:type="paragraph">
     <w:name w:val="Body Text"/>
@@ -322,22 +379,37 @@
     <w:link w:val="BodyTextChar"/>
     <w:qFormat/>
     <w:pPr>
-      <w:spacing w:after="180" w:before="180"/>
-    </w:pPr>
+      <w:spacing w:after="180" w:before="180" w:line="480" w:lineRule="auto"/>
+    </w:pPr>
+    <w:rPr>
+      <w:rFonts w:ascii="Times New Roman" w:hAnsi="Times New Roman"/>
+      <w:sz w:val="20"/>
+    </w:rPr>
   </w:style>
   <w:style w:customStyle="1" w:styleId="FirstParagraph" w:type="paragraph">
     <w:name w:val="First Paragraph"/>
     <w:basedOn w:val="BodyText"/>
     <w:next w:val="BodyText"/>
     <w:qFormat/>
+    <w:pPr>
+      <w:spacing w:line="480" w:lineRule="auto"/>
+    </w:pPr>
+    <w:rPr>
+      <w:rFonts w:ascii="Times New Roman" w:hAnsi="Times New Roman"/>
+      <w:sz w:val="20"/>
+    </w:rPr>
   </w:style>
   <w:style w:customStyle="1" w:styleId="Compact" w:type="paragraph">
     <w:name w:val="Compact"/>
     <w:basedOn w:val="BodyText"/>
     <w:qFormat/>
     <w:pPr>
-      <w:spacing w:after="36" w:before="36"/>
-    </w:pPr>
+      <w:spacing w:after="36" w:before="36" w:line="480" w:lineRule="auto"/>
+    </w:pPr>
+    <w:rPr>
+      <w:rFonts w:ascii="Times New Roman" w:hAnsi="Times New Roman"/>
+      <w:sz w:val="20"/>
+    </w:rPr>
   </w:style>
   <w:style w:styleId="Title" w:type="paragraph">
     <w:name w:val="Title"/>
@@ -348,13 +420,14 @@
     <w:qFormat/>
     <w:rsid w:val="00A10FD9"/>
     <w:pPr>
-      <w:spacing w:after="80" w:line="240" w:lineRule="auto"/>
+      <w:spacing w:after="80" w:line="480" w:lineRule="auto"/>
       <w:contextualSpacing/>
       <w:jc w:val="center"/>
     </w:pPr>
     <w:rPr>
-      <w:rFonts w:asciiTheme="majorHAnsi" w:cstheme="majorBidi" w:eastAsiaTheme="majorEastAsia" w:hAnsiTheme="majorHAnsi"/>
-      <w:sz w:val="56"/>
+      <w:rFonts w:asciiTheme="majorHAnsi" w:cstheme="majorBidi" w:eastAsiaTheme="majorEastAsia" w:hAnsiTheme="majorHAnsi" w:ascii="Times New Roman" w:hAnsi="Times New Roman"/>
+      <w:b w:val="0"/>
+      <w:sz w:val="28"/>
       <w:szCs w:val="56"/>
     </w:rPr>
   </w:style>
@@ -412,9 +485,11 @@
     <w:pPr>
       <w:keepNext/>
       <w:keepLines/>
-    </w:pPr>
-    <w:rPr>
-      <w:sz w:val="24"/>
+      <w:spacing w:line="480" w:lineRule="auto"/>
+    </w:pPr>
+    <w:rPr>
+      <w:rFonts w:ascii="Times New Roman" w:hAnsi="Times New Roman"/>
+      <w:sz w:val="20"/>
       <w:szCs w:val="24"/>
     </w:rPr>
   </w:style>
@@ -426,9 +501,11 @@
     <w:pPr>
       <w:keepNext/>
       <w:keepLines/>
-    </w:pPr>
-    <w:rPr>
-      <w:sz w:val="24"/>
+      <w:spacing w:line="480" w:lineRule="auto"/>
+    </w:pPr>
+    <w:rPr>
+      <w:rFonts w:ascii="Times New Roman" w:hAnsi="Times New Roman"/>
+      <w:sz w:val="20"/>
       <w:szCs w:val="24"/>
     </w:rPr>
   </w:style>
@@ -483,13 +560,14 @@
     <w:pPr>
       <w:keepNext/>
       <w:keepLines/>
-      <w:spacing w:after="80" w:before="360"/>
+      <w:spacing w:after="80" w:before="360" w:line="480" w:lineRule="auto"/>
       <w:outlineLvl w:val="0"/>
     </w:pPr>
     <w:rPr>
-      <w:rFonts w:asciiTheme="majorHAnsi" w:cstheme="majorBidi" w:eastAsiaTheme="majorEastAsia" w:hAnsiTheme="majorHAnsi"/>
+      <w:rFonts w:asciiTheme="majorHAnsi" w:cstheme="majorBidi" w:eastAsiaTheme="majorEastAsia" w:hAnsiTheme="majorHAnsi" w:ascii="Times New Roman" w:hAnsi="Times New Roman"/>
+      <w:b w:val="0"/>
       <w:color w:themeColor="accent1" w:themeShade="BF" w:val="0F4761"/>
-      <w:sz w:val="40"/>
+      <w:sz w:val="28"/>
       <w:szCs w:val="40"/>
     </w:rPr>
   </w:style>
